--- a/Part-Two-Ch07-The-Union-Breaks/Shiloh.docx
+++ b/Part-Two-Ch07-The-Union-Breaks/Shiloh.docx
@@ -9,25 +9,22 @@
         <w:tblLook w:firstColumn="1" w:firstRow="1" w:lastColumn="0" w:lastRow="0" w:noHBand="0" w:noVBand="1" w:val="04A0"/>
       </w:tblPr>
       <w:tblGrid>
-        <w:gridCol w:w="9936"/>
+        <w:gridCol w:w="10224"/>
       </w:tblGrid>
       <w:tr>
         <w:tc>
           <w:tcPr>
-            <w:tcW w:type="dxa" w:w="9936"/>
+            <w:tcW w:type="dxa" w:w="10224"/>
             <w:shd w:val="clear" w:fill="B1442F"/>
           </w:tcPr>
           <w:p>
-            <w:pPr>
-              <w:jc w:val="left"/>
-            </w:pPr>
             <w:r>
               <w:rPr>
                 <w:b/>
                 <w:color w:val="FFE6DE"/>
                 <w:sz w:val="18"/>
               </w:rPr>
-              <w:t>CHAPTER 7 · DEEP DIVE · A HOUSE DIVIDED</w:t>
+              <w:t>PROMISE &amp; PRACTICE  ·  DEEP DIVE  ·  SOURCE ANALYSIS</w:t>
             </w:r>
           </w:p>
           <w:p>
@@ -35,18 +32,19 @@
               <w:rPr>
                 <w:b/>
                 <w:color w:val="FFFFFF"/>
-                <w:sz w:val="40"/>
+                <w:sz w:val="42"/>
               </w:rPr>
-              <w:t>Shiloh</w:t>
+              <w:t>Shiloh — A House Divided</w:t>
             </w:r>
           </w:p>
           <w:p>
             <w:r>
               <w:rPr>
+                <w:i/>
                 <w:color w:val="FFE6DE"/>
-                <w:sz w:val="21"/>
+                <w:sz w:val="22"/>
               </w:rPr>
-              <w:t>In two days in Tennessee, more Americans fell than in all the nation's earlier wars combined. April 1862.</w:t>
+              <w:t>What the Numbers Reveal</w:t>
             </w:r>
           </w:p>
         </w:tc>
@@ -64,7 +62,7 @@
         <w:rPr>
           <w:sz w:val="21"/>
         </w:rPr>
-        <w:t xml:space="preserve">__________________________    </w:t>
+        <w:t xml:space="preserve">______________________________    </w:t>
       </w:r>
       <w:r>
         <w:rPr>
@@ -90,30 +88,216 @@
         <w:rPr>
           <w:sz w:val="21"/>
         </w:rPr>
-        <w:t>______________</w:t>
+        <w:t>________________</w:t>
+      </w:r>
+    </w:p>
+    <w:tbl>
+      <w:tblPr>
+        <w:tblW w:type="auto" w:w="0"/>
+        <w:tblLayout w:type="autofit"/>
+        <w:tblLook w:firstColumn="1" w:firstRow="1" w:lastColumn="0" w:lastRow="0" w:noHBand="0" w:noVBand="1" w:val="04A0"/>
+      </w:tblPr>
+      <w:tblGrid>
+        <w:gridCol w:w="10224"/>
+      </w:tblGrid>
+      <w:tr>
+        <w:tc>
+          <w:tcPr>
+            <w:tcW w:type="dxa" w:w="10224"/>
+            <w:shd w:val="clear" w:fill="f4c04e"/>
+          </w:tcPr>
+          <w:p>
+            <w:r>
+              <w:rPr>
+                <w:b/>
+                <w:color w:val="5A4512"/>
+                <w:sz w:val="19"/>
+              </w:rPr>
+              <w:t xml:space="preserve">WHAT I CAN DO TODAY   </w:t>
+            </w:r>
+            <w:r>
+              <w:rPr>
+                <w:color w:val="5A4512"/>
+                <w:sz w:val="21"/>
+              </w:rPr>
+              <w:t>I can read primary sources about Shiloh — A House Divided, weigh who made each one and why, and use evidence to answer historical questions.</w:t>
+            </w:r>
+          </w:p>
+        </w:tc>
+      </w:tr>
+    </w:tbl>
+    <w:p>
+      <w:r>
+        <w:rPr>
+          <w:b/>
+          <w:color w:val="B1442F"/>
+        </w:rPr>
+        <w:t xml:space="preserve">Directions. </w:t>
+      </w:r>
+      <w:r>
+        <w:rPr>
+          <w:sz w:val="22"/>
+        </w:rPr>
+        <w:t>A statistic is a primary source too. Read the casualty figures carefully, then explain what they prove about the war</w:t>
       </w:r>
     </w:p>
     <w:p/>
     <w:p>
       <w:r>
         <w:rPr>
+          <w:b/>
+          <w:color w:val="B1442F"/>
+          <w:sz w:val="26"/>
+        </w:rPr>
+        <w:t>THE SOURCES</w:t>
+      </w:r>
+    </w:p>
+    <w:p>
+      <w:pPr>
+        <w:spacing w:before="160"/>
+      </w:pPr>
+      <w:r>
+        <w:rPr>
+          <w:b/>
+          <w:color w:val="1C1714"/>
+          <w:sz w:val="23"/>
+        </w:rPr>
+        <w:t>DATA SET · AMERICAN WAR CASUALTIES  —  Killed, wounded, captured &amp; missing</w:t>
+      </w:r>
+    </w:p>
+    <w:p>
+      <w:pPr>
+        <w:ind w:left="432"/>
+      </w:pPr>
+      <w:r>
+        <w:rPr>
           <w:i/>
           <w:color w:val="1C1714"/>
           <w:sz w:val="22"/>
         </w:rPr>
-        <w:t>In two days in Tennessee, more Americans fell than in all the nation's earlier wars combined. April 1862.</w:t>
+        <w:t>Event</w:t>
+        <w:tab/>
+        <w:t>Approx. casualties</w:t>
+        <w:tab/>
+        <w:t>Duration</w:t>
+        <w:br/>
+        <w:t>American Revolution (entire war)</w:t>
+        <w:tab/>
+        <w:t>~50,000</w:t>
+        <w:tab/>
+        <w:t>8 years</w:t>
+        <w:br/>
+        <w:t>War of 1812 (entire war)</w:t>
+        <w:tab/>
+        <w:t>~15,000</w:t>
+        <w:tab/>
+        <w:t>~3 years</w:t>
+        <w:br/>
+        <w:t>Mexican–American War (entire war)</w:t>
+        <w:tab/>
+        <w:t>~17,000</w:t>
+        <w:tab/>
+        <w:t>~2 years</w:t>
+        <w:br/>
+        <w:t>Battle of Shiloh</w:t>
+        <w:tab/>
+        <w:t>~23,000</w:t>
+        <w:tab/>
+        <w:t>2 days.</w:t>
+      </w:r>
+    </w:p>
+    <w:p>
+      <w:r>
+        <w:rPr>
+          <w:color w:val="6A6256"/>
+          <w:sz w:val="17"/>
+        </w:rPr>
+        <w:t>Figures are standard historical estimates and are rounded. Public domain data.</w:t>
       </w:r>
     </w:p>
     <w:p>
       <w:pPr>
-        <w:spacing w:after="80"/>
+        <w:spacing w:before="160"/>
       </w:pPr>
       <w:r>
         <w:rPr>
+          <w:b/>
           <w:color w:val="1C1714"/>
           <w:sz w:val="23"/>
         </w:rPr>
-        <w:t>How do you make sense of a number so large it stops feeling like people?</w:t>
+        <w:t>THE IMAGE · 1888  —  How Shiloh was later pictured</w:t>
+      </w:r>
+    </w:p>
+    <w:p>
+      <w:pPr>
+        <w:jc w:val="center"/>
+      </w:pPr>
+      <w:r>
+        <w:drawing>
+          <wp:inline xmlns:a="http://schemas.openxmlformats.org/drawingml/2006/main" xmlns:pic="http://schemas.openxmlformats.org/drawingml/2006/picture">
+            <wp:extent cx="3931920" cy="2805961"/>
+            <wp:docPr id="1" name="Picture 1"/>
+            <wp:cNvGraphicFramePr>
+              <a:graphicFrameLocks noChangeAspect="1"/>
+            </wp:cNvGraphicFramePr>
+            <a:graphic>
+              <a:graphicData uri="http://schemas.openxmlformats.org/drawingml/2006/picture">
+                <pic:pic>
+                  <pic:nvPicPr>
+                    <pic:cNvPr id="0" name="image.jpg"/>
+                    <pic:cNvPicPr/>
+                  </pic:nvPicPr>
+                  <pic:blipFill>
+                    <a:blip r:embed="rId9"/>
+                    <a:stretch>
+                      <a:fillRect/>
+                    </a:stretch>
+                  </pic:blipFill>
+                  <pic:spPr>
+                    <a:xfrm>
+                      <a:off x="0" y="0"/>
+                      <a:ext cx="3931920" cy="2805961"/>
+                    </a:xfrm>
+                    <a:prstGeom prst="rect"/>
+                  </pic:spPr>
+                </pic:pic>
+              </a:graphicData>
+            </a:graphic>
+          </wp:inline>
+        </w:drawing>
+      </w:r>
+    </w:p>
+    <w:p>
+      <w:pPr>
+        <w:ind w:left="432"/>
+      </w:pPr>
+      <w:r>
+        <w:rPr>
+          <w:i/>
+          <w:color w:val="1C1714"/>
+          <w:sz w:val="22"/>
+        </w:rPr>
+        <w:t>Compare this tidy, heroic image with Grant's memory of a field so thick with the dead you could cross it without touching ground</w:t>
+      </w:r>
+    </w:p>
+    <w:p>
+      <w:r>
+        <w:rPr>
+          <w:color w:val="6A6256"/>
+          <w:sz w:val="17"/>
+        </w:rPr>
+        <w:t>“Battle of Shiloh, April 6, 1862” — chromolithograph, McCormick Harvesting Machine Co., c. 1888, public domain (Library of Congress).</w:t>
+      </w:r>
+    </w:p>
+    <w:p/>
+    <w:p>
+      <w:r>
+        <w:rPr>
+          <w:b/>
+          <w:color w:val="B1442F"/>
+          <w:sz w:val="26"/>
+        </w:rPr>
+        <w:t>YOUR WORK</w:t>
       </w:r>
     </w:p>
     <w:p>
@@ -123,54 +307,65 @@
       <w:r>
         <w:rPr>
           <w:b/>
-          <w:color w:val="B1442F"/>
-          <w:sz w:val="28"/>
+          <w:color w:val="FFFFFF"/>
+          <w:sz w:val="20"/>
+          <w:shd w:val="clear" w:fill="B1442F"/>
         </w:rPr>
-        <w:t>A Surprise at Dawn</w:t>
+        <w:t xml:space="preserve">  QUESTION 1  </w:t>
+      </w:r>
+      <w:r>
+        <w:rPr>
+          <w:b/>
+          <w:color w:val="6A6256"/>
+          <w:sz w:val="18"/>
+        </w:rPr>
+        <w:t xml:space="preserve">   STEP 1 · READ THE TABLE</w:t>
       </w:r>
     </w:p>
     <w:p>
       <w:r>
         <w:rPr>
-          <w:b/>
-          <w:color w:val="6A6256"/>
-          <w:sz w:val="17"/>
+          <w:b w:val="0"/>
+          <w:color w:val="1C1714"/>
+          <w:sz w:val="23"/>
         </w:rPr>
-        <w:t>APRIL 1862 · THE WEST</w:t>
+        <w:t>Add up the casualties of the Revolution, the War of 1812, and the Mexican-American War. How does that combined total — spread over roughly 13 years — compare to Shiloh's total in two days?</w:t>
       </w:r>
     </w:p>
     <w:p>
       <w:pPr>
-        <w:spacing w:after="80"/>
+        <w:spacing w:after="120"/>
       </w:pPr>
       <w:r>
         <w:rPr>
-          <w:color w:val="1C1714"/>
-          <w:sz w:val="23"/>
+          <w:color w:val="9A9286"/>
+          <w:sz w:val="22"/>
         </w:rPr>
-        <w:t>While the East grabbed headlines, the war in the West — the Mississippi Valley — would decide the Confederacy's fate. There, a Union general named Ulysses S. Grant was driving south into Tennessee.</w:t>
+        <w:t>____________________________________________________________________________________________</w:t>
       </w:r>
     </w:p>
     <w:p>
       <w:pPr>
-        <w:spacing w:after="80"/>
+        <w:spacing w:after="120"/>
       </w:pPr>
       <w:r>
         <w:rPr>
-          <w:color w:val="1C1714"/>
-          <w:sz w:val="23"/>
+          <w:color w:val="9A9286"/>
+          <w:sz w:val="22"/>
         </w:rPr>
-        <w:t>On the morning of April 6, 1862, Confederate forces burst out of the woods near a small church called Shiloh and caught Grant's army by surprise. The fighting raged for two days in the woods, fields, and peach orchards.</w:t>
+        <w:t>____________________________________________________________________________________________</w:t>
       </w:r>
     </w:p>
     <w:p>
+      <w:pPr>
+        <w:spacing w:after="120"/>
+      </w:pPr>
       <w:r>
         <w:rPr>
-          <w:i/>
-          <w:color w:val="6A6256"/>
-          <w:sz w:val="17"/>
+          <w:color w:val="9A9286"/>
+          <w:sz w:val="22"/>
         </w:rPr>
-        <w:t>“Battle of Shiloh, April 6, 1862” — chromolithograph, McCormick Harvesting Machine Co., c. 1888, public domain (Library of Congress).</w:t>
+        <w:t>____________________________________________________________________________________________</w:t>
       </w:r>
     </w:p>
     <w:p>
@@ -180,40 +375,77 @@
       <w:r>
         <w:rPr>
           <w:b/>
-          <w:color w:val="B1442F"/>
-          <w:sz w:val="28"/>
+          <w:color w:val="FFFFFF"/>
+          <w:sz w:val="20"/>
+          <w:shd w:val="clear" w:fill="B1442F"/>
         </w:rPr>
-        <w:t>The Battle of Shiloh</w:t>
+        <w:t xml:space="preserve">  QUESTION 2  </w:t>
+      </w:r>
+      <w:r>
+        <w:rPr>
+          <w:b/>
+          <w:color w:val="6A6256"/>
+          <w:sz w:val="18"/>
+        </w:rPr>
+        <w:t xml:space="preserve">   STEP 2 · WHAT THE DATA PROVES</w:t>
       </w:r>
     </w:p>
     <w:p>
       <w:r>
         <w:rPr>
-          <w:b/>
-          <w:color w:val="6A6256"/>
-          <w:sz w:val="17"/>
+          <w:b w:val="0"/>
+          <w:color w:val="1C1714"/>
+          <w:sz w:val="23"/>
         </w:rPr>
-        <w:t>APRIL 6, 1862</w:t>
+        <w:t>What is the single most important thing this data set reveals about the Civil War?</w:t>
       </w:r>
     </w:p>
     <w:p>
+      <w:pPr>
+        <w:spacing w:after="40"/>
+        <w:ind w:left="432"/>
+      </w:pPr>
       <w:r>
         <w:rPr>
-          <w:i/>
-          <w:color w:val="1C1714"/>
           <w:sz w:val="22"/>
         </w:rPr>
-        <w:t>Later artists painted Shiloh as orderly and grand. The men who fought there described something closer to chaos — a “Hornet's Nest” of fire where whole units simply vanished.</w:t>
+        <w:t>☐  A.  that the Civil War was less deadly than earlier wars</w:t>
       </w:r>
     </w:p>
     <w:p>
+      <w:pPr>
+        <w:spacing w:after="40"/>
+        <w:ind w:left="432"/>
+      </w:pPr>
       <w:r>
         <w:rPr>
-          <w:i/>
-          <w:color w:val="6A6256"/>
-          <w:sz w:val="17"/>
+          <w:sz w:val="22"/>
         </w:rPr>
-        <w:t>“Battle of Shiloh, April 6, 1862” — chromolithograph, McCormick Harvesting Machine Co., c. 1888, public domain (Library of Congress).</w:t>
+        <w:t>☐  B.  that battles always last many years</w:t>
+      </w:r>
+    </w:p>
+    <w:p>
+      <w:pPr>
+        <w:spacing w:after="40"/>
+        <w:ind w:left="432"/>
+      </w:pPr>
+      <w:r>
+        <w:rPr>
+          <w:sz w:val="22"/>
+        </w:rPr>
+        <w:t>☐  C.  that the Revolution was the bloodiest American war</w:t>
+      </w:r>
+    </w:p>
+    <w:p>
+      <w:pPr>
+        <w:spacing w:after="40"/>
+        <w:ind w:left="432"/>
+      </w:pPr>
+      <w:r>
+        <w:rPr>
+          <w:sz w:val="22"/>
+        </w:rPr>
+        <w:t>☐  D.  that this war could kill on a scale, and at a speed, never seen before in America</w:t>
       </w:r>
     </w:p>
     <w:p>
@@ -223,76 +455,65 @@
       <w:r>
         <w:rPr>
           <w:b/>
-          <w:color w:val="B1442F"/>
-          <w:sz w:val="28"/>
+          <w:color w:val="FFFFFF"/>
+          <w:sz w:val="20"/>
+          <w:shd w:val="clear" w:fill="B1442F"/>
         </w:rPr>
-        <w:t>23,000</w:t>
+        <w:t xml:space="preserve">  QUESTION 3  </w:t>
+      </w:r>
+      <w:r>
+        <w:rPr>
+          <w:b/>
+          <w:color w:val="6A6256"/>
+          <w:sz w:val="18"/>
+        </w:rPr>
+        <w:t xml:space="preserve">   STEP 3 · NUMBERS VS. IMAGE</w:t>
       </w:r>
     </w:p>
     <w:p>
       <w:r>
         <w:rPr>
-          <w:b/>
-          <w:color w:val="6A6256"/>
-          <w:sz w:val="17"/>
+          <w:b w:val="0"/>
+          <w:color w:val="1C1714"/>
+          <w:sz w:val="23"/>
         </w:rPr>
-        <w:t>THE ARITHMETIC OF SHILOH</w:t>
+        <w:t>The 1888 lithograph and Grant's memory describe the same battle very differently. Why might a picture made for the public show Shiloh as orderly and grand, while a general's memoir describes a field of the dead? What does each source leave out?</w:t>
       </w:r>
     </w:p>
     <w:p>
       <w:pPr>
-        <w:spacing w:after="80"/>
+        <w:spacing w:after="120"/>
       </w:pPr>
       <w:r>
         <w:rPr>
-          <w:color w:val="1C1714"/>
-          <w:sz w:val="23"/>
+          <w:color w:val="9A9286"/>
+          <w:sz w:val="22"/>
         </w:rPr>
-        <w:t>Grant held on, counterattacked on the second day, and won — but the cost stunned the country. In two days, roughly 23,000 men were killed, wounded, captured, or missing.</w:t>
+        <w:t>____________________________________________________________________________________________</w:t>
       </w:r>
     </w:p>
     <w:p>
       <w:pPr>
-        <w:spacing w:after="80"/>
+        <w:spacing w:after="120"/>
       </w:pPr>
       <w:r>
         <w:rPr>
-          <w:color w:val="1C1714"/>
-          <w:sz w:val="23"/>
+          <w:color w:val="9A9286"/>
+          <w:sz w:val="22"/>
         </w:rPr>
-        <w:t>That single battle produced more American casualties than the Revolution, the War of 1812, and the Mexican-American War combined. And it was only April 1862. The war had years left to run.</w:t>
-      </w:r>
-    </w:p>
-    <w:p>
-      <w:r>
-        <w:rPr>
-          <w:i/>
-          <w:color w:val="6A6256"/>
-          <w:sz w:val="17"/>
-        </w:rPr>
-        <w:t>The divided nation, 1861 — map, © ShadowDog Digital Studios (SDS Digital Collection).</w:t>
-      </w:r>
-    </w:p>
-    <w:p>
-      <w:r>
-        <w:rPr>
-          <w:b/>
-          <w:color w:val="6A6256"/>
-          <w:sz w:val="17"/>
-        </w:rPr>
-        <w:t>ULYSSES S. GRANT, REMEMBERING SHILOH</w:t>
+        <w:t>____________________________________________________________________________________________</w:t>
       </w:r>
     </w:p>
     <w:p>
       <w:pPr>
-        <w:spacing w:after="80"/>
+        <w:spacing w:after="120"/>
       </w:pPr>
       <w:r>
         <w:rPr>
-          <w:color w:val="1C1714"/>
-          <w:sz w:val="23"/>
+          <w:color w:val="9A9286"/>
+          <w:sz w:val="22"/>
         </w:rPr>
-        <w:t>I saw an open field … so covered with dead that it would have been possible to walk across the clearing, in any direction, stepping on dead bodies, without a foot touching the ground.</w:t>
+        <w:t>____________________________________________________________________________________________</w:t>
       </w:r>
     </w:p>
     <w:p>
@@ -302,90 +523,79 @@
       <w:r>
         <w:rPr>
           <w:b/>
-          <w:color w:val="B1442F"/>
-          <w:sz w:val="28"/>
+          <w:color w:val="FFFFFF"/>
+          <w:sz w:val="20"/>
+          <w:shd w:val="clear" w:fill="B1442F"/>
         </w:rPr>
-        <w:t>The End of Illusions — Again</w:t>
+        <w:t xml:space="preserve">  QUESTION 4  </w:t>
+      </w:r>
+      <w:r>
+        <w:rPr>
+          <w:b/>
+          <w:color w:val="6A6256"/>
+          <w:sz w:val="18"/>
+        </w:rPr>
+        <w:t xml:space="preserve">   STEP 4 · WHY IT MATTERS</w:t>
       </w:r>
     </w:p>
     <w:p>
       <w:r>
         <w:rPr>
-          <w:b/>
-          <w:color w:val="6A6256"/>
-          <w:sz w:val="17"/>
+          <w:b w:val="0"/>
+          <w:color w:val="1C1714"/>
+          <w:sz w:val="23"/>
         </w:rPr>
-        <w:t>WHAT THE NUMBERS MEANT</w:t>
+        <w:t>Grant said that after Shiloh he gave up hope of an easy peace and expected “complete conquest.” Using the data, explain in two or three sentences why these numbers would change a commander's whole strategy — and a nation's whole mood.</w:t>
       </w:r>
     </w:p>
     <w:p>
       <w:pPr>
-        <w:spacing w:after="80"/>
+        <w:spacing w:after="120"/>
       </w:pPr>
       <w:r>
         <w:rPr>
-          <w:color w:val="1C1714"/>
-          <w:sz w:val="23"/>
+          <w:color w:val="9A9286"/>
+          <w:sz w:val="22"/>
         </w:rPr>
-        <w:t>Shiloh ended any lingering hope that the war would be short or clean. Grant later wrote that after Shiloh he “gave up all idea of saving the Union except by complete conquest.”</w:t>
+        <w:t>____________________________________________________________________________________________</w:t>
       </w:r>
     </w:p>
     <w:p>
       <w:pPr>
-        <w:spacing w:after="80"/>
+        <w:spacing w:after="120"/>
       </w:pPr>
       <w:r>
         <w:rPr>
-          <w:color w:val="1C1714"/>
-          <w:sz w:val="23"/>
+          <w:color w:val="9A9286"/>
+          <w:sz w:val="22"/>
         </w:rPr>
-        <w:t>The battle also proved the Union strategy in the West was working — Grant kept pushing toward the Mississippi River. But the price revealed the true nature of this war: industrial-scale death, counted in the tens of thousands, again and again.</w:t>
-      </w:r>
-    </w:p>
-    <w:p>
-      <w:r>
-        <w:rPr>
-          <w:i/>
-          <w:color w:val="6A6256"/>
-          <w:sz w:val="17"/>
-        </w:rPr>
-        <w:t>The divided nation, 1861 — map, © ShadowDog Digital Studios (SDS Digital Collection).</w:t>
+        <w:t>____________________________________________________________________________________________</w:t>
       </w:r>
     </w:p>
     <w:p>
       <w:pPr>
-        <w:spacing w:before="200"/>
+        <w:spacing w:after="120"/>
       </w:pPr>
       <w:r>
         <w:rPr>
-          <w:b/>
-          <w:color w:val="B1442F"/>
-          <w:sz w:val="28"/>
+          <w:color w:val="9A9286"/>
+          <w:sz w:val="22"/>
         </w:rPr>
-        <w:t>Make the Numbers Speak</w:t>
+        <w:t>____________________________________________________________________________________________</w:t>
       </w:r>
     </w:p>
     <w:p>
+      <w:pPr>
+        <w:spacing w:after="120"/>
+      </w:pPr>
       <w:r>
         <w:rPr>
-          <w:b/>
-          <w:color w:val="6A6256"/>
-          <w:sz w:val="17"/>
+          <w:color w:val="9A9286"/>
+          <w:sz w:val="22"/>
         </w:rPr>
-        <w:t>YOUR TURN</w:t>
+        <w:t>____________________________________________________________________________________________</w:t>
       </w:r>
     </w:p>
-    <w:p>
-      <w:r>
-        <w:rPr>
-          <w:i/>
-          <w:color w:val="1C1714"/>
-          <w:sz w:val="22"/>
-        </w:rPr>
-        <w:t>You'll work with the casualty data from Shiloh and earlier American wars, and practice the skill of turning raw numbers into a historical argument.</w:t>
-      </w:r>
-    </w:p>
-    <w:p/>
     <w:p>
       <w:pPr>
         <w:jc w:val="center"/>
@@ -398,9 +608,160 @@
         <w:t>Promise &amp; Practice · ShadowDog Digital Studios · Unit 2</w:t>
       </w:r>
     </w:p>
+    <w:p>
+      <w:r>
+        <w:br w:type="page"/>
+      </w:r>
+    </w:p>
+    <w:tbl>
+      <w:tblPr>
+        <w:tblW w:type="auto" w:w="0"/>
+        <w:tblLayout w:type="autofit"/>
+        <w:tblLook w:firstColumn="1" w:firstRow="1" w:lastColumn="0" w:lastRow="0" w:noHBand="0" w:noVBand="1" w:val="04A0"/>
+      </w:tblPr>
+      <w:tblGrid>
+        <w:gridCol w:w="10224"/>
+      </w:tblGrid>
+      <w:tr>
+        <w:tc>
+          <w:tcPr>
+            <w:tcW w:type="dxa" w:w="10224"/>
+            <w:shd w:val="clear" w:fill="2c2219"/>
+          </w:tcPr>
+          <w:p>
+            <w:r>
+              <w:rPr>
+                <w:b/>
+                <w:color w:val="F0A184"/>
+                <w:sz w:val="28"/>
+              </w:rPr>
+              <w:t>TEACHER ANSWER KEY  —  Shiloh — A House Divided</w:t>
+            </w:r>
+          </w:p>
+        </w:tc>
+      </w:tr>
+    </w:tbl>
+    <w:p/>
+    <w:p>
+      <w:r>
+        <w:rPr>
+          <w:b/>
+          <w:color w:val="B1442F"/>
+          <w:sz w:val="22"/>
+        </w:rPr>
+        <w:t xml:space="preserve">QUESTION 1:  </w:t>
+      </w:r>
+      <w:r>
+        <w:rPr>
+          <w:sz w:val="22"/>
+        </w:rPr>
+        <w:t>Open response.</w:t>
+      </w:r>
+    </w:p>
+    <w:p>
+      <w:pPr>
+        <w:ind w:left="432"/>
+      </w:pPr>
+      <w:r>
+        <w:rPr>
+          <w:i/>
+          <w:color w:val="6A6256"/>
+          <w:sz w:val="21"/>
+        </w:rPr>
+        <w:t>Look for a response along the lines of: “The three earlier wars total about ___ over ___ years. Shiloh produced about ___ in just ___.”</w:t>
+      </w:r>
+    </w:p>
+    <w:p>
+      <w:r>
+        <w:rPr>
+          <w:b/>
+          <w:color w:val="B1442F"/>
+          <w:sz w:val="22"/>
+        </w:rPr>
+        <w:t xml:space="preserve">QUESTION 2:  </w:t>
+      </w:r>
+      <w:r>
+        <w:rPr>
+          <w:b/>
+          <w:sz w:val="22"/>
+        </w:rPr>
+        <w:t>Correct — D. that this war could kill on a scale, and at a speed, never seen before in America</w:t>
+      </w:r>
+    </w:p>
+    <w:p>
+      <w:pPr>
+        <w:ind w:left="432"/>
+      </w:pPr>
+      <w:r>
+        <w:rPr>
+          <w:i/>
+          <w:color w:val="6A6256"/>
+          <w:sz w:val="21"/>
+        </w:rPr>
+        <w:t>Exactly. The numbers show a terrifying new scale and speed of killing. Industrial weapons and massed armies could produce more casualties in two days than earlier wars had in years.</w:t>
+      </w:r>
+    </w:p>
+    <w:p>
+      <w:r>
+        <w:rPr>
+          <w:b/>
+          <w:color w:val="B1442F"/>
+          <w:sz w:val="22"/>
+        </w:rPr>
+        <w:t xml:space="preserve">QUESTION 3:  </w:t>
+      </w:r>
+      <w:r>
+        <w:rPr>
+          <w:sz w:val="22"/>
+        </w:rPr>
+        <w:t>Open response.</w:t>
+      </w:r>
+    </w:p>
+    <w:p>
+      <w:pPr>
+        <w:ind w:left="432"/>
+      </w:pPr>
+      <w:r>
+        <w:rPr>
+          <w:i/>
+          <w:color w:val="6A6256"/>
+          <w:sz w:val="21"/>
+        </w:rPr>
+        <w:t>Look for a response along the lines of: “The public image shows… because…. Grant's account shows… because…”</w:t>
+      </w:r>
+    </w:p>
+    <w:p>
+      <w:r>
+        <w:rPr>
+          <w:b/>
+          <w:color w:val="B1442F"/>
+          <w:sz w:val="22"/>
+        </w:rPr>
+        <w:t xml:space="preserve">QUESTION 4:  </w:t>
+      </w:r>
+      <w:r>
+        <w:rPr>
+          <w:sz w:val="22"/>
+        </w:rPr>
+        <w:t>Open response.</w:t>
+      </w:r>
+    </w:p>
+    <w:p>
+      <w:pPr>
+        <w:ind w:left="432"/>
+      </w:pPr>
+      <w:r>
+        <w:rPr>
+          <w:i/>
+          <w:color w:val="6A6256"/>
+          <w:sz w:val="21"/>
+        </w:rPr>
+        <w:t>Look for a response along the lines of: “Numbers this large forced leaders to realize…”</w:t>
+      </w:r>
+    </w:p>
     <w:sectPr>
       <w:pgSz w:w="12240" w:h="15840"/>
-      <w:pgMar w:top="1152" w:right="1152" w:bottom="1152" w:left="1152" w:header="720" w:footer="720" w:gutter="0"/>
+      <w:pgMar w:top="1008" w:right="1008" w:bottom="1008" w:left="1008" w:header="720" w:footer="720" w:gutter="0"/>
       <w:cols w:space="720"/>
       <w:docGrid w:linePitch="360"/>
     </w:sectPr>
